--- a/policies/build/sop_record_masters/COP/SOP_COP.9.a_to_e_procedural_sedation.docx
+++ b/policies/build/sop_record_masters/COP/SOP_COP.9.a_to_e_procedural_sedation.docx
@@ -14,40 +14,9 @@
     </w:p>
     <w:p>
       <w:r>
-        <w:t>«Hospital Name» — Supports COP.9.a-e</w:t>
+        <w:t>«Hospital Name» — SOP-COP.9 — Version 1.0</w:t>
       </w:r>
     </w:p>
-    <w:p/>
-    <w:tbl>
-      <w:tblPr>
-        <w:tblStyle w:val="TableGrid"/>
-        <w:tblW w:type="auto" w:w="0"/>
-        <w:tblLook w:firstColumn="1" w:firstRow="1" w:lastColumn="0" w:lastRow="0" w:noHBand="0" w:noVBand="1" w:val="04A0"/>
-      </w:tblPr>
-      <w:tblGrid>
-        <w:gridCol w:w="8640"/>
-      </w:tblGrid>
-      <w:tr>
-        <w:tc>
-          <w:tcPr>
-            <w:tcW w:type="dxa" w:w="8640"/>
-          </w:tcPr>
-          <w:p>
-            <w:r>
-              <w:rPr>
-                <w:b/>
-              </w:rPr>
-              <w:t>Why does this SOP exist? (read this first if you're new)</w:t>
-            </w:r>
-          </w:p>
-          <w:p>
-            <w:r>
-              <w:t>This SOP tells every clinician, nurse and recovery-area staff member who administers, monitors or recovers a sedated patient, in one place, how procedural sedation is given the same way in every room that sedates -- endoscopy, the emergency area, imaging, a minor-procedure room, not just the operation theatre -- so that consent happens before the drug, a competent person performs and a competent person monitors, the six required parameters are actually watched and written down, and no patient leaves the recovery area until they genuinely meet the criteria to go, not because the next case is waiting. If you give, monitor or recover a sedated patient anywhere in this hospital, this SOP is for you.</w:t>
-            </w:r>
-          </w:p>
-        </w:tc>
-      </w:tr>
-    </w:tbl>
     <w:p/>
     <w:tbl>
       <w:tblPr>
@@ -62,9 +31,6 @@
         <w:gridCol w:w="2160"/>
       </w:tblGrid>
       <w:tr>
-        <w:trPr>
-          <w:cantSplit/>
-        </w:trPr>
         <w:tc>
           <w:tcPr>
             <w:tcW w:type="dxa" w:w="2160"/>
@@ -107,9 +73,6 @@
         </w:tc>
       </w:tr>
       <w:tr>
-        <w:trPr>
-          <w:cantSplit/>
-        </w:trPr>
         <w:tc>
           <w:tcPr>
             <w:tcW w:type="dxa" w:w="2160"/>
@@ -151,51 +114,6 @@
           </w:p>
         </w:tc>
       </w:tr>
-      <w:tr>
-        <w:trPr>
-          <w:cantSplit/>
-        </w:trPr>
-        <w:tc>
-          <w:tcPr>
-            <w:tcW w:type="dxa" w:w="2160"/>
-          </w:tcPr>
-          <w:p>
-            <w:r>
-              <w:t>Prepared By</w:t>
-            </w:r>
-          </w:p>
-        </w:tc>
-        <w:tc>
-          <w:tcPr>
-            <w:tcW w:type="dxa" w:w="2160"/>
-          </w:tcPr>
-          <w:p>
-            <w:r>
-              <w:t>Quality/Accreditation Coordinator   Name: ________   Signature: ________</w:t>
-            </w:r>
-          </w:p>
-        </w:tc>
-        <w:tc>
-          <w:tcPr>
-            <w:tcW w:type="dxa" w:w="2160"/>
-          </w:tcPr>
-          <w:p>
-            <w:r>
-              <w:t>Approved By</w:t>
-            </w:r>
-          </w:p>
-        </w:tc>
-        <w:tc>
-          <w:tcPr>
-            <w:tcW w:type="dxa" w:w="2160"/>
-          </w:tcPr>
-          <w:p>
-            <w:r>
-              <w:t>Medical Superintendent   Name: ________   Signature: ________</w:t>
-            </w:r>
-          </w:p>
-        </w:tc>
-      </w:tr>
     </w:tbl>
     <w:p/>
     <w:p>
@@ -206,9 +124,78 @@
         <w:t>1. Purpose</w:t>
       </w:r>
     </w:p>
+    <w:tbl>
+      <w:tblPr>
+        <w:tblStyle w:val="TableGrid"/>
+        <w:tblW w:type="auto" w:w="0"/>
+        <w:tblLook w:firstColumn="1" w:firstRow="1" w:lastColumn="0" w:lastRow="0" w:noHBand="0" w:noVBand="1" w:val="04A0"/>
+      </w:tblPr>
+      <w:tblGrid>
+        <w:gridCol w:w="8640"/>
+      </w:tblGrid>
+      <w:tr>
+        <w:tc>
+          <w:tcPr>
+            <w:tcW w:type="dxa" w:w="8640"/>
+          </w:tcPr>
+          <w:p>
+            <w:r>
+              <w:t>This SOP sets out how procedural sedation is administered in a consistent manner across every location in which it is given; how informed consent for sedation is obtained before the drug; how competence to administer and to monitor sedation is verified; how the six required intra-procedure parameters are monitored and recorded; and how post-procedure monitoring and objective, criteria-based discharge from the recovery area are documented.</w:t>
+            </w:r>
+          </w:p>
+        </w:tc>
+      </w:tr>
+    </w:tbl>
+    <w:p/>
+    <w:tbl>
+      <w:tblPr>
+        <w:tblStyle w:val="TableGrid"/>
+        <w:tblW w:type="auto" w:w="0"/>
+        <w:tblLook w:firstColumn="1" w:firstRow="1" w:lastColumn="0" w:lastRow="0" w:noHBand="0" w:noVBand="1" w:val="04A0"/>
+      </w:tblPr>
+      <w:tblGrid>
+        <w:gridCol w:w="8640"/>
+      </w:tblGrid>
+      <w:tr>
+        <w:tc>
+          <w:tcPr>
+            <w:tcW w:type="dxa" w:w="8640"/>
+          </w:tcPr>
+          <w:p>
+            <w:r>
+              <w:t>A patient's sedation unexpectedly deepens toward general anaesthesia during a procedure. This SOP is what hands that patient immediately to the anaesthesia or resuscitation process -- it is never managed as if it were still routine sedation just because that's what the consent form said.</w:t>
+            </w:r>
+          </w:p>
+        </w:tc>
+      </w:tr>
+    </w:tbl>
+    <w:p/>
+    <w:tbl>
+      <w:tblPr>
+        <w:tblStyle w:val="TableGrid"/>
+        <w:tblW w:type="auto" w:w="0"/>
+        <w:tblLook w:firstColumn="1" w:firstRow="1" w:lastColumn="0" w:lastRow="0" w:noHBand="0" w:noVBand="1" w:val="04A0"/>
+      </w:tblPr>
+      <w:tblGrid>
+        <w:gridCol w:w="8640"/>
+      </w:tblGrid>
+      <w:tr>
+        <w:tc>
+          <w:tcPr>
+            <w:tcW w:type="dxa" w:w="8640"/>
+          </w:tcPr>
+          <w:p>
+            <w:r>
+              <w:t>We do this because sedation that is a habit of the operator in one room and a written method in another is not a consistent service -- the patient cannot tell which room's habit they have walked into -- and because current registration to practise medicine is the legal floor, not the whole answer to whether someone is actually competent to sedate.</w:t>
+            </w:r>
+          </w:p>
+        </w:tc>
+      </w:tr>
+    </w:tbl>
+    <w:p/>
     <w:p>
       <w:r>
-        <w:t>To define how procedural sedation is administered in a consistent manner across every location in which it is given; how informed consent for sedation is obtained before the drug; how competence to administer and to monitor sedation is verified; how the six required intra-procedure parameters are monitored and recorded; and how post-procedure monitoring and objective, criteria-based discharge from the recovery area are documented.</w:t>
+        <w:t>To define how procedural sedation is administered consistently across locations, how consent is obtained before the drug, how competence is verified, how the six intra-procedure parameters are monitored, and how recovery discharge is documented.</w:t>
       </w:r>
     </w:p>
     <w:p>
@@ -221,7 +208,18 @@
     </w:p>
     <w:p>
       <w:r>
-        <w:t>Applies to every location in which {{HOSPITAL_NAME}} administers procedural sedation -- the operation theatre, endoscopy or other procedure rooms, the emergency area, day-care, and the imaging suite -- and to the person who administers, the person who monitors, the clinician who obtains consent, and recovery-area staff. It does not write the anaesthesia policy (COP.10), the procedures-and-operation-theatre policy (COP.11), the general consent method (patient-rights policies), controlled-drug storage (medication policies), the resuscitation algorithm (COP.3), or age-specific paediatric competency (COP.8.c) -- this SOP owns only the sedation method: consistency across locations, consent timing, who may perform and monitor, the six intra-procedure parameters, and recovery discharge.</w:t>
+        <w:rPr>
+          <w:i/>
+        </w:rPr>
+        <w:t xml:space="preserve">Why: </w:t>
+      </w:r>
+      <w:r>
+        <w:t>so every location that administers sedation -- theatre, endoscopy, emergency, imaging -- follows the same safety standard.</w:t>
+      </w:r>
+    </w:p>
+    <w:p>
+      <w:r>
+        <w:t>Applies to every location in which «Hospital Name» administers procedural sedation -- the operation theatre, endoscopy or other procedure rooms, the emergency area, day-care, and the imaging suite -- and to the person who administers, the person who monitors, the clinician who obtains consent, and recovery-area staff.</w:t>
       </w:r>
     </w:p>
     <w:p>
@@ -230,6 +228,17 @@
       </w:pPr>
       <w:r>
         <w:t>3. Responsibility</w:t>
+      </w:r>
+    </w:p>
+    <w:p>
+      <w:r>
+        <w:rPr>
+          <w:i/>
+        </w:rPr>
+        <w:t xml:space="preserve">Why: </w:t>
+      </w:r>
+      <w:r>
+        <w:t>a room missing basic equipment, or a monitor who is also the one performing the procedure, is exactly how a routine sedation turns into an emergency nobody was ready for.</w:t>
       </w:r>
     </w:p>
     <w:p>
@@ -303,7 +312,7 @@
         <w:pStyle w:val="Heading1"/>
       </w:pPr>
       <w:r>
-        <w:t>4. Procedure</w:t>
+        <w:t>4. What to do</w:t>
       </w:r>
     </w:p>
     <w:p>
@@ -311,15 +320,15 @@
         <w:pStyle w:val="Heading2"/>
       </w:pPr>
       <w:r>
-        <w:t>4.1 Written guidance that makes sedation consistent across every location (COP.9.a)</w:t>
+        <w:t>Written guidance that makes sedation consistent across every location</w:t>
       </w:r>
     </w:p>
     <w:p>
       <w:r>
         <w:rPr>
-          <w:b/>
+          <w:i/>
         </w:rPr>
-        <w:t xml:space="preserve">Why this step matters: </w:t>
+        <w:t xml:space="preserve">Why: </w:t>
       </w:r>
       <w:r>
         <w:t>Sedation that is a habit of the operator in one room and a written method in another is not a consistent service -- the patient cannot tell which room's habit they have walked into.</w:t>
@@ -327,17 +336,17 @@
     </w:p>
     <w:p>
       <w:r>
-        <w:t>1. «Hospital to define the locations in which procedural sedation may be administered, and the depth of sedation provided in each» is the same written guidance used in every one of those locations -- not an anaesthesia-department document unused where most sedation actually happens.</w:t>
+        <w:t>The hospital's defined locations for procedural sedation, and the depth of sedation provided in each, is the same written guidance used in every one of those locations -- not an anaesthesia-department document unused where most sedation actually happens.</w:t>
       </w:r>
     </w:p>
     <w:p>
       <w:r>
-        <w:t>2. A depth expected to reach general anaesthesia is never given under this SOP; that patient is sedated and managed under the hospital's anaesthesia policy instead.</w:t>
+        <w:t>A depth expected to reach general anaesthesia is never given under this SOP; that patient is sedated and managed under the hospital's anaesthesia policy instead.</w:t>
       </w:r>
     </w:p>
     <w:p>
       <w:r>
-        <w:t>3. The written guidance, and any revision to the named locations or depths, is logged so that every sedating location can show it is working from the current version. (Record 1)</w:t>
+        <w:t>The written guidance, and any revision to the named locations or depths, is logged so that every sedating location can show it is working from the current version.</w:t>
       </w:r>
     </w:p>
     <w:p>
@@ -345,15 +354,15 @@
         <w:pStyle w:val="Heading2"/>
       </w:pPr>
       <w:r>
-        <w:t>4.2 Room readiness before sedation starts (COP.9.a)</w:t>
+        <w:t>Room readiness before sedation starts</w:t>
       </w:r>
     </w:p>
     <w:p>
       <w:r>
         <w:rPr>
-          <w:b/>
+          <w:i/>
         </w:rPr>
-        <w:t xml:space="preserve">Why this step matters: </w:t>
+        <w:t xml:space="preserve">Why: </w:t>
       </w:r>
       <w:r>
         <w:t>A pulse oximeter that is required in theatre and forgotten in the endoscopy room is the same drug given in a less safe room.</w:t>
@@ -361,17 +370,17 @@
     </w:p>
     <w:p>
       <w:r>
-        <w:t>1. «Hospital to define what must be present in a room before procedural sedation starts -- airway equipment, oxygen, suction, monitoring able to produce the six parameters, resuscitation medicines, and a means of calling help» is checked before the sedative is given.</w:t>
+        <w:t>The hospital's defined room-readiness list -- airway equipment, oxygen, suction, monitoring able to produce the six parameters, resuscitation medicines, and a means of calling help -- is checked before the sedative is given.</w:t>
       </w:r>
     </w:p>
     <w:p>
       <w:r>
-        <w:t>2. A room missing any item on that list does not start sedation until the gap is corrected.</w:t>
+        <w:t>A room missing any item on that list does not start sedation until the gap is corrected.</w:t>
       </w:r>
     </w:p>
     <w:p>
       <w:r>
-        <w:t>3. The readiness check is logged against the room and the date, not assumed from the last time the room was checked. (Record 2)</w:t>
+        <w:t>The readiness check is logged against the room and the date, not assumed from the last time the room was checked.</w:t>
       </w:r>
     </w:p>
     <w:p>
@@ -379,15 +388,15 @@
         <w:pStyle w:val="Heading2"/>
       </w:pPr>
       <w:r>
-        <w:t>4.3 Informed consent for administration of procedural sedation (COP.9.b)</w:t>
+        <w:t>Informed consent for administration of procedural sedation</w:t>
       </w:r>
     </w:p>
     <w:p>
       <w:r>
         <w:rPr>
-          <w:b/>
+          <w:i/>
         </w:rPr>
-        <w:t xml:space="preserve">Why this step matters: </w:t>
+        <w:t xml:space="preserve">Why: </w:t>
       </w:r>
       <w:r>
         <w:t>A procedure consent that is silent on sedation, or a signature taken after the drug, is not consent for the sedation that was actually given.</w:t>
@@ -395,17 +404,17 @@
     </w:p>
     <w:p>
       <w:r>
-        <w:t>1. «Hospital to define how informed consent for procedural sedation is recorded -- on the procedure consent, a dedicated sedation consent, or another form» is completed before the sedative is given, in every case including a child or a patient who cannot consent, following the hospital's patient-rights consent method for who signs.</w:t>
+        <w:t>The hospital's defined method for recording informed consent for procedural sedation is completed before the sedative is given, in every case including a child or a patient who cannot consent, following the hospital's patient-rights consent method for who signs.</w:t>
       </w:r>
     </w:p>
     <w:p>
       <w:r>
-        <w:t>2. A sedative is never given against a consent that is silent on sedation or that was signed after the drug.</w:t>
+        <w:t>A sedative is never given against a consent that is silent on sedation or that was signed after the drug.</w:t>
       </w:r>
     </w:p>
     <w:p>
       <w:r>
-        <w:t>3. Consent timing is recorded against the unique identification number for every sedation episode. (Record 3)</w:t>
+        <w:t>Consent timing is recorded against the unique identification number for every sedation episode.</w:t>
       </w:r>
     </w:p>
     <w:p>
@@ -413,15 +422,15 @@
         <w:pStyle w:val="Heading2"/>
       </w:pPr>
       <w:r>
-        <w:t>4.4 Competent and trained persons perform and monitor sedation (COP.9.c)</w:t>
+        <w:t>Competent and trained persons perform and monitor sedation</w:t>
       </w:r>
     </w:p>
     <w:p>
       <w:r>
         <w:rPr>
-          <w:b/>
+          <w:i/>
         </w:rPr>
-        <w:t xml:space="preserve">Why this step matters: </w:t>
+        <w:t xml:space="preserve">Why: </w:t>
       </w:r>
       <w:r>
         <w:t>Current registration to practise medicine is the legal floor, not the whole answer -- the hospital's own training for the depth and location being sedated is what actually makes a person competent to administer or monitor.</w:t>
@@ -429,48 +438,17 @@
     </w:p>
     <w:p>
       <w:r>
-        <w:t>1. A person administers procedural sedation only if their registration under the National Medical Commission Act, 2019 and the State Medical Council is current, and only within «Hospital to define the competence required to administer sedation, by depth and location» that the hospital has verified for that depth and location.</w:t>
+        <w:t>A person administers procedural sedation only if their registration under the National Medical Commission Act, 2019 and the State Medical Council is current, and only within the hospital-defined competence it has verified for that depth and location.</w:t>
       </w:r>
     </w:p>
     <w:p>
       <w:r>
-        <w:t>2. «Hospital to define who monitors the patient during procedural sedation, and whether that person may also perform the procedure» is followed; the default is that the monitor is not the person performing the procedure, and any written exception names the depths and locations it applies to.</w:t>
+        <w:t>The hospital's defined monitoring arrangement is followed; the default is that the monitor is not the person performing the procedure, and any written exception names the depths and locations it applies to.</w:t>
       </w:r>
     </w:p>
     <w:p>
       <w:r>
-        <w:t>3. A person without the required registration or the hospital-defined training is never assigned to administer or monitor, even temporarily. (Record 4)</w:t>
-      </w:r>
-    </w:p>
-    <w:p>
-      <w:r>
-        <w:rPr>
-          <w:b/>
-          <w:i/>
-        </w:rPr>
-        <w:t xml:space="preserve">Technical source(s) for these steps: </w:t>
-      </w:r>
-    </w:p>
-    <w:p>
-      <w:pPr>
-        <w:pStyle w:val="ListParagraph"/>
-        <w:spacing w:before="80" w:after="240"/>
-        <w:contextualSpacing w:val="0"/>
-      </w:pPr>
-      <w:r>
-        <w:t xml:space="preserve">• Government of India. (2019). </w:t>
-      </w:r>
-      <w:hyperlink r:id="rId9">
-        <w:r>
-          <w:rPr>
-            <w:color w:val="0563C1"/>
-            <w:u w:val="single"/>
-          </w:rPr>
-          <w:t>The National Medical Commission Act, 2019 (Act No. 30 of 2019), s. 34</w:t>
-        </w:r>
-      </w:hyperlink>
-      <w:r>
-        <w:t xml:space="preserve"> (Bar to practice), under which no person other than one enrolled in the State Register or the National Register may practise medicine as a qualified medical practitioner, with contravention punishable by imprisonment up to one year, a fine up to five lakh rupees, or both.</w:t>
+        <w:t>A person without the required registration or the hospital-defined training is never assigned to administer or monitor, even temporarily.</w:t>
       </w:r>
     </w:p>
     <w:p>
@@ -478,15 +456,15 @@
         <w:pStyle w:val="Heading2"/>
       </w:pPr>
       <w:r>
-        <w:t>4.5 Intra-procedure monitoring of the six required parameters (COP.9.d)</w:t>
+        <w:t>Intra-procedure monitoring of the six required parameters</w:t>
       </w:r>
     </w:p>
     <w:p>
       <w:r>
         <w:rPr>
-          <w:b/>
+          <w:i/>
         </w:rPr>
-        <w:t xml:space="preserve">Why this step matters: </w:t>
+        <w:t xml:space="preserve">Why: </w:t>
       </w:r>
       <w:r>
         <w:t>A pulse-oximetry trace with no recorded level of sedation, or a blood pressure taken once and never again, is an incomplete monitoring record even if it looks busy.</w:t>
@@ -494,17 +472,17 @@
     </w:p>
     <w:p>
       <w:r>
-        <w:t>1. Heart rate, cardiac rhythm, respiratory rate, blood pressure, oxygen saturation and level of sedation are monitored throughout the procedure at «Hospital to define the recording interval and the scale used for level of sedation», and all six are recorded -- not a subset.</w:t>
+        <w:t>Heart rate, cardiac rhythm, respiratory rate, blood pressure, oxygen saturation and level of sedation are monitored throughout the procedure, and all six are recorded -- not a subset.</w:t>
       </w:r>
     </w:p>
     <w:p>
       <w:r>
-        <w:t>2. If any parameter cannot be obtained, the reason is recorded; sedation does not continue as if a missing parameter were present without a documented clinical reason from the person administering sedation.</w:t>
+        <w:t>If any parameter cannot be obtained, the reason is recorded; sedation does not continue as if a missing parameter were present without a documented clinical reason from the person administering sedation.</w:t>
       </w:r>
     </w:p>
     <w:p>
       <w:r>
-        <w:t>3. The six parameters are recorded against the unique identification number for every sedation episode. (Record 5)</w:t>
+        <w:t>The six parameters are recorded against the unique identification number for every sedation episode.</w:t>
       </w:r>
     </w:p>
     <w:p>
@@ -512,15 +490,15 @@
         <w:pStyle w:val="Heading2"/>
       </w:pPr>
       <w:r>
-        <w:t>4.6 Post-procedure monitoring and objective discharge from recovery (COP.9.e)</w:t>
+        <w:t>Post-procedure monitoring and objective discharge from recovery</w:t>
       </w:r>
     </w:p>
     <w:p>
       <w:r>
         <w:rPr>
-          <w:b/>
+          <w:i/>
         </w:rPr>
-        <w:t xml:space="preserve">Why this step matters: </w:t>
+        <w:t xml:space="preserve">Why: </w:t>
       </w:r>
       <w:r>
         <w:t>Discharging a sedated patient from recovery because the next case is waiting, rather than because the patient actually meets the criteria, is how a sedation service loses a patient after the procedure went perfectly.</w:t>
@@ -528,17 +506,17 @@
     </w:p>
     <w:p>
       <w:r>
-        <w:t>1. Every sedated patient remains in a defined recovery area -- not a corridor or an unmonitored waiting chair -- where «Hospital to define the post-procedure observations continued in recovery» is documented.</w:t>
+        <w:t>Every sedated patient remains in a defined recovery area -- not a corridor or an unmonitored waiting chair -- where the hospital's defined post-procedure observations are documented.</w:t>
       </w:r>
     </w:p>
     <w:p>
       <w:r>
-        <w:t>2. The patient is discharged from the recovery area only against «Hospital to define the objective criteria for discharge from the recovery area», judged and recorded by «Hospital to define who judges discharge against those criteria» -- never against the theatre list.</w:t>
+        <w:t>The patient is discharged from the recovery area only against the hospital's defined objective discharge criteria, judged and recorded by the hospital's defined person -- never against the theatre list.</w:t>
       </w:r>
     </w:p>
     <w:p>
       <w:r>
-        <w:t>3. Recovery observations and the discharge judgement are recorded against the unique identification number. (Record 6)</w:t>
+        <w:t>Recovery observations and the discharge judgement are recorded against the unique identification number.</w:t>
       </w:r>
     </w:p>
     <w:p>
@@ -559,7 +537,7 @@
         <w:pStyle w:val="Heading1"/>
       </w:pPr>
       <w:r>
-        <w:t>6. Related Documents</w:t>
+        <w:t>6. Related SOPs</w:t>
       </w:r>
     </w:p>
     <w:p>
@@ -567,7 +545,7 @@
         <w:pStyle w:val="ListParagraph"/>
       </w:pPr>
       <w:r>
-        <w:t>Policy -- Procedural Sedation (COP.9)</w:t>
+        <w:t>Policy on Procedural Sedation (COP.9)</w:t>
       </w:r>
     </w:p>
     <w:p>
@@ -591,17 +569,128 @@
         <w:pStyle w:val="Heading1"/>
       </w:pPr>
       <w:r>
-        <w:t>7. Where This SOP's Requirements Come From (Verified Sources)</w:t>
+        <w:t>7. Review</w:t>
+      </w:r>
+    </w:p>
+    <w:p>
+      <w:r>
+        <w:t>This SOP is reviewed annually, or sooner if an unplanned deepening, sedation in an unnamed location, a missing monitoring parameter, or a recovery discharge that did not meet the criteria exposes a gap, or if the anaesthesia, medication, paediatric, resuscitation or patient-rights processes this SOP hands work to are revised.</w:t>
+      </w:r>
+    </w:p>
+    <w:p>
+      <w:r>
+        <w:br w:type="page"/>
+      </w:r>
+    </w:p>
+    <w:p>
+      <w:pPr>
+        <w:pStyle w:val="Heading1"/>
+      </w:pPr>
+      <w:r>
+        <w:t>Appendix — NABH Standard Cross-Reference and Evidence Basis</w:t>
+      </w:r>
+    </w:p>
+    <w:p>
+      <w:r>
+        <w:t>For the Quality Coordinator and NABH assessment use only. The reasoning and real-world triggers for each requirement are already in the body above -- this appendix adds only what the body deliberately leaves out: the exact objective-element code, how this SOP's scope is kept separate from neighbouring standards, and the verified technical source for anything cited.</w:t>
+      </w:r>
+    </w:p>
+    <w:p>
+      <w:pPr>
+        <w:pStyle w:val="Heading2"/>
+      </w:pPr>
+      <w:r>
+        <w:t>Written guidance that makes sedation consistent across every location — COP.9.a</w:t>
+      </w:r>
+    </w:p>
+    <w:p>
+      <w:pPr>
+        <w:pStyle w:val="Heading2"/>
+      </w:pPr>
+      <w:r>
+        <w:t>Room readiness before sedation starts — COP.9.a</w:t>
+      </w:r>
+    </w:p>
+    <w:p>
+      <w:pPr>
+        <w:pStyle w:val="Heading2"/>
+      </w:pPr>
+      <w:r>
+        <w:t>Informed consent for administration of procedural sedation — COP.9.b</w:t>
+      </w:r>
+    </w:p>
+    <w:p>
+      <w:pPr>
+        <w:pStyle w:val="Heading2"/>
+      </w:pPr>
+      <w:r>
+        <w:t>Competent and trained persons perform and monitor sedation — COP.9.c</w:t>
+      </w:r>
+    </w:p>
+    <w:p>
+      <w:r>
+        <w:rPr>
+          <w:i/>
+        </w:rPr>
+        <w:t>Verified source(s):</w:t>
       </w:r>
     </w:p>
     <w:p>
       <w:pPr>
         <w:pStyle w:val="ListParagraph"/>
-        <w:spacing w:before="80" w:after="240"/>
-        <w:contextualSpacing w:val="0"/>
       </w:pPr>
       <w:r>
-        <w:t xml:space="preserve">• National Accreditation Board for Hospitals and Healthcare Providers. (2022). Standards for Small Healthcare Organisations (3rd ed.). </w:t>
+        <w:t xml:space="preserve">• </w:t>
+      </w:r>
+      <w:r>
+        <w:t xml:space="preserve">Government of India. (2019). </w:t>
+      </w:r>
+      <w:hyperlink r:id="rId9">
+        <w:r>
+          <w:rPr>
+            <w:color w:val="0563C1"/>
+            <w:u w:val="single"/>
+          </w:rPr>
+          <w:t>The National Medical Commission Act, 2019</w:t>
+        </w:r>
+      </w:hyperlink>
+      <w:r>
+        <w:t xml:space="preserve"> (Act No. 30 of 2019), s. 34 (Bar to practice), under which no person other than one enrolled in the State Register or the National Register may practise medicine as a qualified medical practitioner, with contravention punishable by imprisonment up to one year, a fine up to five lakh rupees, or both.</w:t>
+      </w:r>
+    </w:p>
+    <w:p>
+      <w:pPr>
+        <w:pStyle w:val="Heading2"/>
+      </w:pPr>
+      <w:r>
+        <w:t>Intra-procedure monitoring of the six required parameters — COP.9.d</w:t>
+      </w:r>
+    </w:p>
+    <w:p>
+      <w:pPr>
+        <w:pStyle w:val="Heading2"/>
+      </w:pPr>
+      <w:r>
+        <w:t>Post-procedure monitoring and objective discharge from recovery — COP.9.e</w:t>
+      </w:r>
+    </w:p>
+    <w:p>
+      <w:pPr>
+        <w:pStyle w:val="Heading2"/>
+      </w:pPr>
+      <w:r>
+        <w:t>Full reference list</w:t>
+      </w:r>
+    </w:p>
+    <w:p>
+      <w:pPr>
+        <w:pStyle w:val="ListParagraph"/>
+      </w:pPr>
+      <w:r>
+        <w:t xml:space="preserve">• </w:t>
+      </w:r>
+      <w:r>
+        <w:t xml:space="preserve">National Accreditation Board for Hospitals and Healthcare Providers. (2022). Standards for Small Healthcare Organisations (3rd ed.). </w:t>
       </w:r>
       <w:hyperlink r:id="rId10">
         <w:r>
@@ -619,11 +708,12 @@
     <w:p>
       <w:pPr>
         <w:pStyle w:val="ListParagraph"/>
-        <w:spacing w:before="80" w:after="240"/>
-        <w:contextualSpacing w:val="0"/>
       </w:pPr>
       <w:r>
-        <w:t xml:space="preserve">• Government of India. (2019). </w:t>
+        <w:t xml:space="preserve">• </w:t>
+      </w:r>
+      <w:r>
+        <w:t xml:space="preserve">Government of India. (2019). </w:t>
       </w:r>
       <w:hyperlink r:id="rId9">
         <w:r>
@@ -631,24 +721,11 @@
             <w:color w:val="0563C1"/>
             <w:u w:val="single"/>
           </w:rPr>
-          <w:t>The National Medical Commission Act, 2019 (Act No. 30 of 2019), s. 34</w:t>
+          <w:t>The National Medical Commission Act, 2019</w:t>
         </w:r>
       </w:hyperlink>
       <w:r>
-        <w:t xml:space="preserve"> (Bar to practice), under which no person other than one enrolled in the State Register or the National Register may practise medicine as a qualified medical practitioner, with contravention punishable by imprisonment up to one year, a fine up to five lakh rupees, or both.</w:t>
-      </w:r>
-    </w:p>
-    <w:p>
-      <w:pPr>
-        <w:pStyle w:val="Heading1"/>
-      </w:pPr>
-      <w:r>
-        <w:t>8. Review</w:t>
-      </w:r>
-    </w:p>
-    <w:p>
-      <w:r>
-        <w:t>This SOP is reviewed annually, or sooner if an unplanned deepening, sedation in an unnamed location, a missing monitoring parameter, or a recovery discharge that did not meet the criteria exposes a gap, or if the anaesthesia, medication, paediatric, resuscitation or patient-rights processes this SOP hands work to are revised.</w:t>
+        <w:t xml:space="preserve"> (Act No. 30 of 2019), s. 34 (Bar to practice), under which no person other than one enrolled in the State Register or the National Register may practise medicine as a qualified medical practitioner, with contravention punishable by imprisonment up to one year, a fine up to five lakh rupees, or both.</w:t>
       </w:r>
     </w:p>
     <w:sectPr>

--- a/policies/build/sop_record_masters/COP/SOP_COP.9.a_to_e_procedural_sedation.docx
+++ b/policies/build/sop_record_masters/COP/SOP_COP.9.a_to_e_procedural_sedation.docx
@@ -208,12 +208,6 @@
     </w:p>
     <w:p>
       <w:r>
-        <w:rPr>
-          <w:i/>
-        </w:rPr>
-        <w:t xml:space="preserve">Why: </w:t>
-      </w:r>
-      <w:r>
         <w:t>so every location that administers sedation -- theatre, endoscopy, emergency, imaging -- follows the same safety standard.</w:t>
       </w:r>
     </w:p>
@@ -231,12 +225,6 @@
       </w:r>
     </w:p>
     <w:p>
-      <w:r>
-        <w:rPr>
-          <w:i/>
-        </w:rPr>
-        <w:t xml:space="preserve">Why: </w:t>
-      </w:r>
       <w:r>
         <w:t>a room missing basic equipment, or a monitor who is also the one performing the procedure, is exactly how a routine sedation turns into an emergency nobody was ready for.</w:t>
       </w:r>
@@ -325,12 +313,6 @@
     </w:p>
     <w:p>
       <w:r>
-        <w:rPr>
-          <w:i/>
-        </w:rPr>
-        <w:t xml:space="preserve">Why: </w:t>
-      </w:r>
-      <w:r>
         <w:t>Sedation that is a habit of the operator in one room and a written method in another is not a consistent service -- the patient cannot tell which room's habit they have walked into.</w:t>
       </w:r>
     </w:p>
@@ -358,12 +340,6 @@
       </w:r>
     </w:p>
     <w:p>
-      <w:r>
-        <w:rPr>
-          <w:i/>
-        </w:rPr>
-        <w:t xml:space="preserve">Why: </w:t>
-      </w:r>
       <w:r>
         <w:t>A pulse oximeter that is required in theatre and forgotten in the endoscopy room is the same drug given in a less safe room.</w:t>
       </w:r>
@@ -393,12 +369,6 @@
     </w:p>
     <w:p>
       <w:r>
-        <w:rPr>
-          <w:i/>
-        </w:rPr>
-        <w:t xml:space="preserve">Why: </w:t>
-      </w:r>
-      <w:r>
         <w:t>A procedure consent that is silent on sedation, or a signature taken after the drug, is not consent for the sedation that was actually given.</w:t>
       </w:r>
     </w:p>
@@ -426,12 +396,6 @@
       </w:r>
     </w:p>
     <w:p>
-      <w:r>
-        <w:rPr>
-          <w:i/>
-        </w:rPr>
-        <w:t xml:space="preserve">Why: </w:t>
-      </w:r>
       <w:r>
         <w:t>Current registration to practise medicine is the legal floor, not the whole answer -- the hospital's own training for the depth and location being sedated is what actually makes a person competent to administer or monitor.</w:t>
       </w:r>
@@ -461,12 +425,6 @@
     </w:p>
     <w:p>
       <w:r>
-        <w:rPr>
-          <w:i/>
-        </w:rPr>
-        <w:t xml:space="preserve">Why: </w:t>
-      </w:r>
-      <w:r>
         <w:t>A pulse-oximetry trace with no recorded level of sedation, or a blood pressure taken once and never again, is an incomplete monitoring record even if it looks busy.</w:t>
       </w:r>
     </w:p>
@@ -494,12 +452,6 @@
       </w:r>
     </w:p>
     <w:p>
-      <w:r>
-        <w:rPr>
-          <w:i/>
-        </w:rPr>
-        <w:t xml:space="preserve">Why: </w:t>
-      </w:r>
       <w:r>
         <w:t>Discharging a sedated patient from recovery because the next case is waiting, rather than because the patient actually meets the criteria, is how a sedation service loses a patient after the procedure went perfectly.</w:t>
       </w:r>

--- a/policies/build/sop_record_masters/COP/SOP_COP.9.a_to_e_procedural_sedation.docx
+++ b/policies/build/sop_record_masters/COP/SOP_COP.9.a_to_e_procedural_sedation.docx
@@ -346,7 +346,37 @@
     </w:p>
     <w:p>
       <w:r>
-        <w:t>The hospital's defined room-readiness list -- airway equipment, oxygen, suction, monitoring able to produce the six parameters, resuscitation medicines, and a means of calling help -- is checked before the sedative is given.</w:t>
+        <w:t>The hospital's defined room-readiness list is checked before the sedative is given. It covers six things:</w:t>
+      </w:r>
+    </w:p>
+    <w:p>
+      <w:r>
+        <w:t>1. Airway equipment.</w:t>
+      </w:r>
+    </w:p>
+    <w:p>
+      <w:r>
+        <w:t>2. Oxygen.</w:t>
+      </w:r>
+    </w:p>
+    <w:p>
+      <w:r>
+        <w:t>3. Suction.</w:t>
+      </w:r>
+    </w:p>
+    <w:p>
+      <w:r>
+        <w:t>4. Monitoring able to produce the six parameters.</w:t>
+      </w:r>
+    </w:p>
+    <w:p>
+      <w:r>
+        <w:t>5. Resuscitation medicines.</w:t>
+      </w:r>
+    </w:p>
+    <w:p>
+      <w:r>
+        <w:t>6. A means of calling help.</w:t>
       </w:r>
     </w:p>
     <w:p>
@@ -430,7 +460,37 @@
     </w:p>
     <w:p>
       <w:r>
-        <w:t>Heart rate, cardiac rhythm, respiratory rate, blood pressure, oxygen saturation and level of sedation are monitored throughout the procedure, and all six are recorded -- not a subset.</w:t>
+        <w:t>Six parameters are monitored throughout the procedure, and all six are recorded -- not a subset:</w:t>
+      </w:r>
+    </w:p>
+    <w:p>
+      <w:r>
+        <w:t>1. Heart rate.</w:t>
+      </w:r>
+    </w:p>
+    <w:p>
+      <w:r>
+        <w:t>2. Cardiac rhythm.</w:t>
+      </w:r>
+    </w:p>
+    <w:p>
+      <w:r>
+        <w:t>3. Respiratory rate.</w:t>
+      </w:r>
+    </w:p>
+    <w:p>
+      <w:r>
+        <w:t>4. Blood pressure.</w:t>
+      </w:r>
+    </w:p>
+    <w:p>
+      <w:r>
+        <w:t>5. Oxygen saturation.</w:t>
+      </w:r>
+    </w:p>
+    <w:p>
+      <w:r>
+        <w:t>6. Level of sedation.</w:t>
       </w:r>
     </w:p>
     <w:p>
